--- a/SPKL_PT Asuransi Jiwa Manulife Firanda Ami E.docx
+++ b/SPKL_PT Asuransi Jiwa Manulife Firanda Ami E.docx
@@ -42,8 +42,6 @@
           <w:szCs w:val="22"/>
         </w:rPr>
       </w:pPr>
-      <w:proofErr w:type="spellStart"/>
-      <w:proofErr w:type="gramStart"/>
       <w:r>
         <w:rPr>
           <w:b/>
@@ -57,16 +55,7 @@
           <w:sz w:val="22"/>
           <w:szCs w:val="22"/>
         </w:rPr>
-        <w:t>Mr</w:t>
-      </w:r>
-      <w:proofErr w:type="spellEnd"/>
-      <w:proofErr w:type="gramEnd"/>
-      <w:r>
-        <w:rPr>
-          <w:sz w:val="22"/>
-          <w:szCs w:val="22"/>
-        </w:rPr>
-        <w:t>/Mrs</w:t>
+        <w:t>Mr/Mrs</w:t>
       </w:r>
       <w:r>
         <w:rPr>
@@ -99,38 +88,20 @@
         </w:rPr>
         <w:t xml:space="preserve">PT </w:t>
       </w:r>
-      <w:proofErr w:type="spellStart"/>
       <w:r>
         <w:rPr>
           <w:sz w:val="22"/>
           <w:szCs w:val="22"/>
         </w:rPr>
-        <w:t>Asuransi</w:t>
-      </w:r>
-      <w:proofErr w:type="spellEnd"/>
+        <w:t>Asuransi Jiwa Manulife</w:t>
+      </w:r>
       <w:r>
         <w:rPr>
           <w:sz w:val="22"/>
           <w:szCs w:val="22"/>
         </w:rPr>
-        <w:t xml:space="preserve"> Jiwa Manulife</w:t>
-      </w:r>
-      <w:r>
-        <w:rPr>
-          <w:sz w:val="22"/>
-          <w:szCs w:val="22"/>
-        </w:rPr>
-        <w:t xml:space="preserve">, </w:t>
-      </w:r>
-      <w:proofErr w:type="spellStart"/>
-      <w:r>
-        <w:rPr>
-          <w:sz w:val="22"/>
-          <w:szCs w:val="22"/>
-        </w:rPr>
-        <w:t>Tbk</w:t>
-      </w:r>
-      <w:proofErr w:type="spellEnd"/>
+        <w:t>, Tbk</w:t>
+      </w:r>
       <w:r>
         <w:rPr>
           <w:sz w:val="22"/>
@@ -173,8 +144,6 @@
           <w:u w:val="single"/>
         </w:rPr>
       </w:pPr>
-      <w:proofErr w:type="spellStart"/>
-      <w:proofErr w:type="gramStart"/>
       <w:r>
         <w:rPr>
           <w:b/>
@@ -193,8 +162,6 @@
         </w:rPr>
         <w:t>PerintahKerjaLembur</w:t>
       </w:r>
-      <w:proofErr w:type="spellEnd"/>
-      <w:proofErr w:type="gramEnd"/>
     </w:p>
     <w:p>
       <w:pPr>
@@ -218,19 +185,11 @@
           <w:szCs w:val="22"/>
         </w:rPr>
       </w:pPr>
-      <w:proofErr w:type="spellStart"/>
       <w:r>
         <w:rPr>
           <w:szCs w:val="22"/>
         </w:rPr>
-        <w:t>Dengan</w:t>
-      </w:r>
-      <w:proofErr w:type="spellEnd"/>
-      <w:r>
-        <w:rPr>
-          <w:szCs w:val="22"/>
-        </w:rPr>
-        <w:t xml:space="preserve"> Hormat,</w:t>
+        <w:t>Dengan Hormat,</w:t>
       </w:r>
     </w:p>
     <w:p>
@@ -251,246 +210,147 @@
         <w:adjustRightInd w:val="0"/>
         <w:jc w:val="both"/>
       </w:pPr>
-      <w:proofErr w:type="spellStart"/>
       <w:r>
         <w:t>Bersamaan</w:t>
       </w:r>
-      <w:proofErr w:type="spellEnd"/>
       <w:r>
         <w:t xml:space="preserve"> </w:t>
       </w:r>
-      <w:proofErr w:type="spellStart"/>
       <w:r>
         <w:t>dengan</w:t>
       </w:r>
-      <w:proofErr w:type="spellEnd"/>
       <w:r>
         <w:t xml:space="preserve"> </w:t>
       </w:r>
-      <w:proofErr w:type="spellStart"/>
       <w:r>
         <w:t>surat</w:t>
       </w:r>
-      <w:proofErr w:type="spellEnd"/>
       <w:r>
         <w:t xml:space="preserve"> </w:t>
       </w:r>
-      <w:proofErr w:type="spellStart"/>
+      <w:r>
+        <w:t>ini kami informasikan</w:t>
+      </w:r>
+      <w:r>
+        <w:t xml:space="preserve"> </w:t>
+      </w:r>
+      <w:r>
+        <w:t>bahwa</w:t>
+      </w:r>
+      <w:r>
+        <w:t xml:space="preserve"> </w:t>
+      </w:r>
+      <w:r>
+        <w:t>pihak</w:t>
+      </w:r>
+      <w:r>
+        <w:t xml:space="preserve"> PTAsuransi Jiwa Manulife</w:t>
+      </w:r>
+      <w:r>
+        <w:t>, Tbk</w:t>
+      </w:r>
+      <w:r>
+        <w:t xml:space="preserve"> </w:t>
+      </w:r>
+      <w:r>
+        <w:t>berencana</w:t>
+      </w:r>
+      <w:r>
+        <w:t xml:space="preserve"> </w:t>
+      </w:r>
+      <w:r>
+        <w:t>melakukan jam kerja</w:t>
+      </w:r>
+      <w:r>
+        <w:t xml:space="preserve"> </w:t>
+      </w:r>
+      <w:r>
+        <w:t>lembur</w:t>
+      </w:r>
+      <w:r>
+        <w:t xml:space="preserve"> </w:t>
+      </w:r>
+      <w:r>
+        <w:t>kepada ‘</w:t>
+      </w:r>
+      <w:r>
+        <w:t>Firanda Ami Ekananda</w:t>
+      </w:r>
+      <w:r>
+        <w:t>’</w:t>
+      </w:r>
+      <w:r>
+        <w:t xml:space="preserve"> </w:t>
+      </w:r>
+      <w:r>
+        <w:t>dalam</w:t>
+      </w:r>
+      <w:r>
+        <w:t xml:space="preserve"> </w:t>
+      </w:r>
+      <w:r>
+        <w:t>penyelesaian ‘</w:t>
+      </w:r>
+      <w:r>
+        <w:t>PPME</w:t>
+      </w:r>
+      <w:r>
+        <w:t xml:space="preserve"> Plus</w:t>
+      </w:r>
+      <w:r>
+        <w:t xml:space="preserve">’ </w:t>
+      </w:r>
+      <w:r>
+        <w:t>di project yang saat</w:t>
+      </w:r>
+      <w:r>
+        <w:t xml:space="preserve"> </w:t>
+      </w:r>
       <w:r>
         <w:t>ini</w:t>
       </w:r>
-      <w:proofErr w:type="spellEnd"/>
-      <w:r>
-        <w:t xml:space="preserve"> kami </w:t>
-      </w:r>
-      <w:proofErr w:type="spellStart"/>
-      <w:r>
-        <w:t>informasikan</w:t>
-      </w:r>
-      <w:proofErr w:type="spellEnd"/>
       <w:r>
         <w:t xml:space="preserve"> </w:t>
       </w:r>
-      <w:proofErr w:type="spellStart"/>
-      <w:r>
-        <w:t>bahwa</w:t>
-      </w:r>
-      <w:proofErr w:type="spellEnd"/>
+      <w:r>
+        <w:t>sedang</w:t>
+      </w:r>
       <w:r>
         <w:t xml:space="preserve"> </w:t>
       </w:r>
-      <w:proofErr w:type="spellStart"/>
-      <w:r>
-        <w:t>pihak</w:t>
-      </w:r>
-      <w:proofErr w:type="spellEnd"/>
+      <w:r>
+        <w:t>berlangsung. Adapun detail waktu dan durasi</w:t>
+      </w:r>
       <w:r>
         <w:t xml:space="preserve"> </w:t>
       </w:r>
-      <w:proofErr w:type="spellStart"/>
-      <w:r>
-        <w:t>PTAsuransi</w:t>
-      </w:r>
-      <w:proofErr w:type="spellEnd"/>
-      <w:r>
-        <w:t xml:space="preserve"> Jiwa Manulife</w:t>
-      </w:r>
-      <w:r>
-        <w:t xml:space="preserve">, </w:t>
-      </w:r>
-      <w:proofErr w:type="spellStart"/>
-      <w:r>
-        <w:t>Tbk</w:t>
-      </w:r>
-      <w:proofErr w:type="spellEnd"/>
+      <w:r>
+        <w:t>Perintah</w:t>
+      </w:r>
       <w:r>
         <w:t xml:space="preserve"> </w:t>
       </w:r>
-      <w:proofErr w:type="spellStart"/>
-      <w:r>
-        <w:t>berencana</w:t>
-      </w:r>
-      <w:proofErr w:type="spellEnd"/>
+      <w:r>
+        <w:t>Kerja</w:t>
+      </w:r>
       <w:r>
         <w:t xml:space="preserve"> </w:t>
       </w:r>
-      <w:proofErr w:type="spellStart"/>
-      <w:r>
-        <w:t>melakukan</w:t>
-      </w:r>
-      <w:proofErr w:type="spellEnd"/>
-      <w:r>
-        <w:t xml:space="preserve"> jam </w:t>
-      </w:r>
-      <w:proofErr w:type="spellStart"/>
-      <w:r>
-        <w:t>kerja</w:t>
-      </w:r>
-      <w:proofErr w:type="spellEnd"/>
+      <w:r>
+        <w:t>Le</w:t>
+      </w:r>
+      <w:r>
+        <w:t>m</w:t>
+      </w:r>
+      <w:r>
+        <w:t>bur</w:t>
+      </w:r>
       <w:r>
         <w:t xml:space="preserve"> </w:t>
       </w:r>
-      <w:proofErr w:type="spellStart"/>
-      <w:r>
-        <w:t>lembur</w:t>
-      </w:r>
-      <w:proofErr w:type="spellEnd"/>
-      <w:r>
-        <w:t xml:space="preserve"> </w:t>
-      </w:r>
-      <w:proofErr w:type="spellStart"/>
-      <w:r>
-        <w:t>kepada</w:t>
-      </w:r>
-      <w:proofErr w:type="spellEnd"/>
-      <w:r>
-        <w:t xml:space="preserve"> ‘</w:t>
-      </w:r>
-      <w:r>
-        <w:t>Firanda Ami Ekananda</w:t>
-      </w:r>
-      <w:r>
-        <w:t xml:space="preserve"> </w:t>
-      </w:r>
-      <w:proofErr w:type="spellStart"/>
-      <w:r>
-        <w:t>dalam</w:t>
-      </w:r>
-      <w:proofErr w:type="spellEnd"/>
-      <w:r>
-        <w:t xml:space="preserve"> </w:t>
-      </w:r>
-      <w:proofErr w:type="spellStart"/>
-      <w:r>
-        <w:t>penyelesaian</w:t>
-      </w:r>
-      <w:proofErr w:type="spellEnd"/>
-      <w:r>
-        <w:t xml:space="preserve"> ‘</w:t>
-      </w:r>
-      <w:r>
-        <w:t>PPME</w:t>
-      </w:r>
-      <w:r>
-        <w:t xml:space="preserve"> </w:t>
-      </w:r>
-      <w:proofErr w:type="spellStart"/>
-      <w:r>
-        <w:t>Plus</w:t>
-      </w:r>
-      <w:r>
-        <w:t>’</w:t>
-      </w:r>
-      <w:proofErr w:type="spellEnd"/>
-      <w:r>
-        <w:t xml:space="preserve"> </w:t>
-      </w:r>
-      <w:r>
-        <w:t xml:space="preserve">di project yang </w:t>
-      </w:r>
-      <w:proofErr w:type="spellStart"/>
-      <w:r>
-        <w:t>saat</w:t>
-      </w:r>
-      <w:proofErr w:type="spellEnd"/>
-      <w:r>
-        <w:t xml:space="preserve"> </w:t>
-      </w:r>
-      <w:proofErr w:type="spellStart"/>
       <w:r>
         <w:t>ini</w:t>
       </w:r>
-      <w:proofErr w:type="spellEnd"/>
-      <w:r>
-        <w:t xml:space="preserve"> </w:t>
-      </w:r>
-      <w:proofErr w:type="spellStart"/>
-      <w:r>
-        <w:t>sedang</w:t>
-      </w:r>
-      <w:proofErr w:type="spellEnd"/>
-      <w:r>
-        <w:t xml:space="preserve"> </w:t>
-      </w:r>
-      <w:proofErr w:type="spellStart"/>
-      <w:r>
-        <w:t>berlangsung</w:t>
-      </w:r>
-      <w:proofErr w:type="spellEnd"/>
-      <w:r>
-        <w:t xml:space="preserve">. Adapun detail </w:t>
-      </w:r>
-      <w:proofErr w:type="spellStart"/>
-      <w:r>
-        <w:t>waktu</w:t>
-      </w:r>
-      <w:proofErr w:type="spellEnd"/>
-      <w:r>
-        <w:t xml:space="preserve"> dan </w:t>
-      </w:r>
-      <w:proofErr w:type="spellStart"/>
-      <w:r>
-        <w:t>durasi</w:t>
-      </w:r>
-      <w:proofErr w:type="spellEnd"/>
-      <w:r>
-        <w:t xml:space="preserve"> </w:t>
-      </w:r>
-      <w:proofErr w:type="spellStart"/>
-      <w:r>
-        <w:t>Perintah</w:t>
-      </w:r>
-      <w:proofErr w:type="spellEnd"/>
-      <w:r>
-        <w:t xml:space="preserve"> </w:t>
-      </w:r>
-      <w:proofErr w:type="spellStart"/>
-      <w:r>
-        <w:t>Kerja</w:t>
-      </w:r>
-      <w:proofErr w:type="spellEnd"/>
-      <w:r>
-        <w:t xml:space="preserve"> </w:t>
-      </w:r>
-      <w:proofErr w:type="spellStart"/>
-      <w:r>
-        <w:t>Le</w:t>
-      </w:r>
-      <w:r>
-        <w:t>m</w:t>
-      </w:r>
-      <w:r>
-        <w:t>bur</w:t>
-      </w:r>
-      <w:proofErr w:type="spellEnd"/>
-      <w:r>
-        <w:t xml:space="preserve"> </w:t>
-      </w:r>
-      <w:proofErr w:type="spellStart"/>
-      <w:r>
-        <w:t>ini</w:t>
-      </w:r>
-      <w:proofErr w:type="spellEnd"/>
       <w:r>
         <w:t>:</w:t>
       </w:r>
@@ -580,20 +440,8 @@
                 <w:sz w:val="20"/>
                 <w:szCs w:val="20"/>
               </w:rPr>
-              <w:t>Hari/</w:t>
+              <w:t>Hari/Tanggal</w:t>
             </w:r>
-            <w:proofErr w:type="spellStart"/>
-            <w:r>
-              <w:rPr>
-                <w:rFonts w:cstheme="minorHAnsi"/>
-                <w:b/>
-                <w:bCs/>
-                <w:sz w:val="20"/>
-                <w:szCs w:val="20"/>
-              </w:rPr>
-              <w:t>Tanggal</w:t>
-            </w:r>
-            <w:proofErr w:type="spellEnd"/>
           </w:p>
         </w:tc>
         <w:tc>
@@ -623,20 +471,8 @@
                 <w:sz w:val="20"/>
                 <w:szCs w:val="20"/>
               </w:rPr>
-              <w:t xml:space="preserve">Waktu Mulai </w:t>
+              <w:t>Waktu Mulai Lembur</w:t>
             </w:r>
-            <w:proofErr w:type="spellStart"/>
-            <w:r>
-              <w:rPr>
-                <w:rFonts w:cstheme="minorHAnsi"/>
-                <w:b/>
-                <w:bCs/>
-                <w:sz w:val="20"/>
-                <w:szCs w:val="20"/>
-              </w:rPr>
-              <w:t>Lembur</w:t>
-            </w:r>
-            <w:proofErr w:type="spellEnd"/>
           </w:p>
         </w:tc>
         <w:tc>
@@ -666,20 +502,8 @@
                 <w:sz w:val="20"/>
                 <w:szCs w:val="20"/>
               </w:rPr>
-              <w:t xml:space="preserve">Waktu </w:t>
+              <w:t>Waktu SelesaiLembur</w:t>
             </w:r>
-            <w:proofErr w:type="spellStart"/>
-            <w:r>
-              <w:rPr>
-                <w:rFonts w:cstheme="minorHAnsi"/>
-                <w:b/>
-                <w:bCs/>
-                <w:sz w:val="20"/>
-                <w:szCs w:val="20"/>
-              </w:rPr>
-              <w:t>SelesaiLembur</w:t>
-            </w:r>
-            <w:proofErr w:type="spellEnd"/>
           </w:p>
         </w:tc>
         <w:tc>
@@ -701,7 +525,6 @@
                 <w:szCs w:val="20"/>
               </w:rPr>
             </w:pPr>
-            <w:proofErr w:type="spellStart"/>
             <w:r>
               <w:rPr>
                 <w:rFonts w:cstheme="minorHAnsi"/>
@@ -712,7 +535,6 @@
               </w:rPr>
               <w:t>DurasiLembur</w:t>
             </w:r>
-            <w:proofErr w:type="spellEnd"/>
           </w:p>
         </w:tc>
         <w:tc>
@@ -734,7 +556,6 @@
                 <w:szCs w:val="20"/>
               </w:rPr>
             </w:pPr>
-            <w:proofErr w:type="spellStart"/>
             <w:r>
               <w:rPr>
                 <w:rFonts w:cstheme="minorHAnsi"/>
@@ -745,7 +566,6 @@
               </w:rPr>
               <w:t>Keterangan</w:t>
             </w:r>
-            <w:proofErr w:type="spellEnd"/>
           </w:p>
         </w:tc>
       </w:tr>
@@ -804,16 +624,7 @@
                 <w:szCs w:val="20"/>
                 <w:lang w:val="en-US"/>
               </w:rPr>
-              <w:t>S</w:t>
-            </w:r>
-            <w:r>
-              <w:rPr>
-                <w:rFonts w:cstheme="minorBidi"/>
-                <w:sz w:val="20"/>
-                <w:szCs w:val="20"/>
-                <w:lang w:val="en-US"/>
-              </w:rPr>
-              <w:t>elasa</w:t>
+              <w:t>Sabtu</w:t>
             </w:r>
             <w:r>
               <w:rPr>
@@ -831,7 +642,16 @@
                 <w:szCs w:val="20"/>
                 <w:lang w:val="en-US"/>
               </w:rPr>
-              <w:t>06</w:t>
+              <w:t>0</w:t>
+            </w:r>
+            <w:r>
+              <w:rPr>
+                <w:rFonts w:cstheme="minorBidi"/>
+                <w:sz w:val="20"/>
+                <w:szCs w:val="20"/>
+                <w:lang w:val="en-US"/>
+              </w:rPr>
+              <w:t>7</w:t>
             </w:r>
             <w:r>
               <w:rPr>
@@ -849,7 +669,16 @@
                 <w:szCs w:val="20"/>
                 <w:lang w:val="en-US"/>
               </w:rPr>
-              <w:t>01</w:t>
+              <w:t>0</w:t>
+            </w:r>
+            <w:r>
+              <w:rPr>
+                <w:rFonts w:cstheme="minorBidi"/>
+                <w:sz w:val="20"/>
+                <w:szCs w:val="20"/>
+                <w:lang w:val="en-US"/>
+              </w:rPr>
+              <w:t>2</w:t>
             </w:r>
             <w:r>
               <w:rPr>
@@ -884,16 +713,13 @@
               <w:jc w:val="center"/>
             </w:pPr>
             <w:r>
-              <w:t>1</w:t>
-            </w:r>
-            <w:r>
-              <w:t>9</w:t>
+              <w:t>04</w:t>
             </w:r>
             <w:r>
               <w:t>:</w:t>
             </w:r>
             <w:r>
-              <w:t>3</w:t>
+              <w:t>0</w:t>
             </w:r>
             <w:r>
               <w:t>0</w:t>
@@ -913,13 +739,13 @@
               <w:jc w:val="center"/>
             </w:pPr>
             <w:r>
-              <w:t>21</w:t>
+              <w:t>06</w:t>
             </w:r>
             <w:r>
               <w:t>:</w:t>
             </w:r>
             <w:r>
-              <w:t>3</w:t>
+              <w:t>0</w:t>
             </w:r>
             <w:r>
               <w:t>0</w:t>
@@ -939,13 +765,8 @@
               <w:jc w:val="center"/>
             </w:pPr>
             <w:r>
-              <w:t xml:space="preserve">2 </w:t>
+              <w:t>2 jam</w:t>
             </w:r>
-            <w:proofErr w:type="gramStart"/>
-            <w:r>
-              <w:t>jam</w:t>
-            </w:r>
-            <w:proofErr w:type="gramEnd"/>
           </w:p>
         </w:tc>
         <w:tc>
@@ -960,8 +781,11 @@
               <w:jc w:val="center"/>
               <w:rPr>
                 <w:rFonts w:cstheme="minorBidi"/>
-                <w:sz w:val="20"/>
-                <w:szCs w:val="20"/>
+                <w:b/>
+                <w:bCs/>
+                <w:sz w:val="20"/>
+                <w:szCs w:val="20"/>
+                <w:lang w:val="en-US"/>
               </w:rPr>
             </w:pPr>
             <w:r>
@@ -970,7 +794,15 @@
                 <w:sz w:val="20"/>
                 <w:szCs w:val="20"/>
               </w:rPr>
-              <w:t>Create FD PPME Plus, Exercise 6 AMS Report</w:t>
+              <w:t xml:space="preserve">Deploy </w:t>
+            </w:r>
+            <w:r>
+              <w:rPr>
+                <w:rFonts w:cstheme="minorBidi"/>
+                <w:sz w:val="20"/>
+                <w:szCs w:val="20"/>
+              </w:rPr>
+              <w:t>INC08251456 - Issue PPMe NCB</w:t>
             </w:r>
           </w:p>
         </w:tc>
@@ -1030,7 +862,16 @@
                 <w:szCs w:val="20"/>
                 <w:lang w:val="en-US"/>
               </w:rPr>
-              <w:t>Senin,</w:t>
+              <w:t>Rabu</w:t>
+            </w:r>
+            <w:r>
+              <w:rPr>
+                <w:rFonts w:cstheme="minorBidi"/>
+                <w:sz w:val="20"/>
+                <w:szCs w:val="20"/>
+                <w:lang w:val="en-US"/>
+              </w:rPr>
+              <w:t>,</w:t>
             </w:r>
             <w:r>
               <w:rPr>
@@ -1048,7 +889,7 @@
                 <w:szCs w:val="20"/>
                 <w:lang w:val="en-US"/>
               </w:rPr>
-              <w:t>26</w:t>
+              <w:t>04</w:t>
             </w:r>
             <w:r>
               <w:rPr>
@@ -1066,7 +907,16 @@
                 <w:szCs w:val="20"/>
                 <w:lang w:val="en-US"/>
               </w:rPr>
-              <w:t>01</w:t>
+              <w:t>0</w:t>
+            </w:r>
+            <w:r>
+              <w:rPr>
+                <w:rFonts w:cstheme="minorBidi"/>
+                <w:sz w:val="20"/>
+                <w:szCs w:val="20"/>
+                <w:lang w:val="en-US"/>
+              </w:rPr>
+              <w:t>2</w:t>
             </w:r>
             <w:r>
               <w:rPr>
@@ -1121,7 +971,25 @@
                 <w:szCs w:val="20"/>
                 <w:lang w:val="en-US"/>
               </w:rPr>
-              <w:t>:30</w:t>
+              <w:t>:</w:t>
+            </w:r>
+            <w:r>
+              <w:rPr>
+                <w:rFonts w:cstheme="minorBidi"/>
+                <w:sz w:val="20"/>
+                <w:szCs w:val="20"/>
+                <w:lang w:val="en-US"/>
+              </w:rPr>
+              <w:t>0</w:t>
+            </w:r>
+            <w:r>
+              <w:rPr>
+                <w:rFonts w:cstheme="minorBidi"/>
+                <w:sz w:val="20"/>
+                <w:szCs w:val="20"/>
+                <w:lang w:val="en-US"/>
+              </w:rPr>
+              <w:t>0</w:t>
             </w:r>
           </w:p>
         </w:tc>
@@ -1158,7 +1026,25 @@
                 <w:szCs w:val="20"/>
                 <w:lang w:val="en-US"/>
               </w:rPr>
-              <w:t>:30</w:t>
+              <w:t>:</w:t>
+            </w:r>
+            <w:r>
+              <w:rPr>
+                <w:rFonts w:cstheme="minorBidi"/>
+                <w:sz w:val="20"/>
+                <w:szCs w:val="20"/>
+                <w:lang w:val="en-US"/>
+              </w:rPr>
+              <w:t>0</w:t>
+            </w:r>
+            <w:r>
+              <w:rPr>
+                <w:rFonts w:cstheme="minorBidi"/>
+                <w:sz w:val="20"/>
+                <w:szCs w:val="20"/>
+                <w:lang w:val="en-US"/>
+              </w:rPr>
+              <w:t>0</w:t>
             </w:r>
           </w:p>
         </w:tc>
@@ -1186,19 +1072,8 @@
                 <w:szCs w:val="20"/>
                 <w:lang w:val="en-US"/>
               </w:rPr>
-              <w:t xml:space="preserve">2 </w:t>
+              <w:t>2 jam</w:t>
             </w:r>
-            <w:proofErr w:type="gramStart"/>
-            <w:r>
-              <w:rPr>
-                <w:rFonts w:cstheme="minorBidi"/>
-                <w:sz w:val="20"/>
-                <w:szCs w:val="20"/>
-                <w:lang w:val="en-US"/>
-              </w:rPr>
-              <w:t>jam</w:t>
-            </w:r>
-            <w:proofErr w:type="gramEnd"/>
           </w:p>
         </w:tc>
         <w:tc>
@@ -1224,7 +1099,34 @@
                 <w:sz w:val="20"/>
                 <w:szCs w:val="20"/>
               </w:rPr>
-              <w:t>Development Page3 PPME Plus, Exercise 6 AMS Report, INC PPME ticket</w:t>
+              <w:t xml:space="preserve">Jasper Report </w:t>
+            </w:r>
+            <w:hyperlink r:id="rId8" w:anchor="diff-53835d9ffda23123929b074f99ae5b061849d4b8bb15b54b6c4ab8fb340acac5" w:history="1">
+              <w:r>
+                <w:rPr>
+                  <w:rStyle w:val="Hyperlink"/>
+                  <w:rFonts w:cstheme="minorBidi"/>
+                  <w:sz w:val="20"/>
+                  <w:szCs w:val="20"/>
+                </w:rPr>
+                <w:t>amsrbt038in.jrxml</w:t>
+              </w:r>
+            </w:hyperlink>
+            <w:r>
+              <w:rPr>
+                <w:rFonts w:cstheme="minorBidi"/>
+                <w:sz w:val="20"/>
+                <w:szCs w:val="20"/>
+              </w:rPr>
+              <w:t xml:space="preserve">, Development PPME Plus, Support testing </w:t>
+            </w:r>
+            <w:r>
+              <w:rPr>
+                <w:rFonts w:cstheme="minorBidi"/>
+                <w:sz w:val="20"/>
+                <w:szCs w:val="20"/>
+              </w:rPr>
+              <w:t>INC08251456</w:t>
             </w:r>
           </w:p>
         </w:tc>
@@ -1590,14 +1492,12 @@
           <w:lang w:val="en-US"/>
         </w:rPr>
       </w:pPr>
-      <w:proofErr w:type="spellStart"/>
       <w:r>
         <w:rPr>
           <w:lang w:val="en-US"/>
         </w:rPr>
         <w:t>Menyatakan</w:t>
       </w:r>
-      <w:proofErr w:type="spellEnd"/>
       <w:r>
         <w:rPr>
           <w:lang w:val="en-US"/>
@@ -1645,20 +1545,7 @@
           <w:lang w:val="en-US"/>
         </w:rPr>
         <w:tab/>
-      </w:r>
-      <w:proofErr w:type="spellStart"/>
-      <w:r>
-        <w:rPr>
-          <w:lang w:val="en-US"/>
-        </w:rPr>
-        <w:t>Mengetahui</w:t>
-      </w:r>
-      <w:proofErr w:type="spellEnd"/>
-      <w:r>
-        <w:rPr>
-          <w:lang w:val="en-US"/>
-        </w:rPr>
-        <w:t>,</w:t>
+        <w:t>Mengetahui,</w:t>
       </w:r>
     </w:p>
     <w:p>
@@ -1728,19 +1615,11 @@
         </w:rPr>
         <w:t xml:space="preserve">PT. </w:t>
       </w:r>
-      <w:proofErr w:type="spellStart"/>
       <w:r>
         <w:rPr>
           <w:b/>
         </w:rPr>
-        <w:t>Asuransi</w:t>
-      </w:r>
-      <w:proofErr w:type="spellEnd"/>
-      <w:r>
-        <w:rPr>
-          <w:b/>
-        </w:rPr>
-        <w:t xml:space="preserve"> Jiwa Manulife</w:t>
+        <w:t>Asuransi Jiwa Manulife</w:t>
       </w:r>
     </w:p>
     <w:p>
@@ -1912,10 +1791,10 @@
       </w:r>
     </w:p>
     <w:sectPr>
-      <w:headerReference w:type="default" r:id="rId8"/>
-      <w:footerReference w:type="even" r:id="rId9"/>
-      <w:footerReference w:type="default" r:id="rId10"/>
-      <w:footerReference w:type="first" r:id="rId11"/>
+      <w:headerReference w:type="default" r:id="rId9"/>
+      <w:footerReference w:type="even" r:id="rId10"/>
+      <w:footerReference w:type="default" r:id="rId11"/>
+      <w:footerReference w:type="first" r:id="rId12"/>
       <w:pgSz w:w="11900" w:h="16840"/>
       <w:pgMar w:top="1134" w:right="843" w:bottom="567" w:left="1134" w:header="567" w:footer="0" w:gutter="0"/>
       <w:cols w:space="708"/>
@@ -5995,7 +5874,6 @@
   <w:style w:type="character" w:default="1" w:styleId="DefaultParagraphFont">
     <w:name w:val="Default Paragraph Font"/>
     <w:uiPriority w:val="1"/>
-    <w:semiHidden/>
     <w:unhideWhenUsed/>
   </w:style>
   <w:style w:type="table" w:default="1" w:styleId="TableNormal">
@@ -6553,6 +6431,18 @@
       </w:tblBorders>
     </w:tblPr>
   </w:style>
+  <w:style w:type="character" w:styleId="UnresolvedMention">
+    <w:name w:val="Unresolved Mention"/>
+    <w:basedOn w:val="DefaultParagraphFont"/>
+    <w:uiPriority w:val="99"/>
+    <w:semiHidden/>
+    <w:unhideWhenUsed/>
+    <w:rsid w:val="001B0EF0"/>
+    <w:rPr>
+      <w:color w:val="605E5C"/>
+      <w:shd w:val="clear" w:color="auto" w:fill="E1DFDD"/>
+    </w:rPr>
+  </w:style>
 </w:styles>
 </file>
 

--- a/SPKL_PT Asuransi Jiwa Manulife Firanda Ami E.docx
+++ b/SPKL_PT Asuransi Jiwa Manulife Firanda Ami E.docx
@@ -42,6 +42,8 @@
           <w:szCs w:val="22"/>
         </w:rPr>
       </w:pPr>
+      <w:proofErr w:type="spellStart"/>
+      <w:proofErr w:type="gramStart"/>
       <w:r>
         <w:rPr>
           <w:b/>
@@ -55,7 +57,16 @@
           <w:sz w:val="22"/>
           <w:szCs w:val="22"/>
         </w:rPr>
-        <w:t>Mr/Mrs</w:t>
+        <w:t>Mr</w:t>
+      </w:r>
+      <w:proofErr w:type="spellEnd"/>
+      <w:proofErr w:type="gramEnd"/>
+      <w:r>
+        <w:rPr>
+          <w:sz w:val="22"/>
+          <w:szCs w:val="22"/>
+        </w:rPr>
+        <w:t>/Mrs</w:t>
       </w:r>
       <w:r>
         <w:rPr>
@@ -63,14 +74,42 @@
           <w:szCs w:val="22"/>
           <w:lang w:val="en-US"/>
         </w:rPr>
-        <w:t xml:space="preserve"> Dicky Soeliantoro</w:t>
-      </w:r>
+        <w:t xml:space="preserve"> </w:t>
+      </w:r>
+      <w:proofErr w:type="spellStart"/>
       <w:r>
         <w:rPr>
           <w:sz w:val="22"/>
           <w:szCs w:val="22"/>
           <w:lang w:val="en-US"/>
         </w:rPr>
+        <w:t>Yudhi</w:t>
+      </w:r>
+      <w:proofErr w:type="spellEnd"/>
+      <w:r>
+        <w:rPr>
+          <w:sz w:val="22"/>
+          <w:szCs w:val="22"/>
+          <w:lang w:val="en-US"/>
+        </w:rPr>
+        <w:t xml:space="preserve"> </w:t>
+      </w:r>
+      <w:proofErr w:type="spellStart"/>
+      <w:r>
+        <w:rPr>
+          <w:sz w:val="22"/>
+          <w:szCs w:val="22"/>
+          <w:lang w:val="en-US"/>
+        </w:rPr>
+        <w:t>Indrawan</w:t>
+      </w:r>
+      <w:proofErr w:type="spellEnd"/>
+      <w:r>
+        <w:rPr>
+          <w:sz w:val="22"/>
+          <w:szCs w:val="22"/>
+          <w:lang w:val="en-US"/>
+        </w:rPr>
         <w:t xml:space="preserve"> </w:t>
       </w:r>
       <w:r>
@@ -100,8 +139,17 @@
           <w:sz w:val="22"/>
           <w:szCs w:val="22"/>
         </w:rPr>
-        <w:t>, Tbk</w:t>
-      </w:r>
+        <w:t xml:space="preserve">, </w:t>
+      </w:r>
+      <w:proofErr w:type="spellStart"/>
+      <w:r>
+        <w:rPr>
+          <w:sz w:val="22"/>
+          <w:szCs w:val="22"/>
+        </w:rPr>
+        <w:t>Tbk</w:t>
+      </w:r>
+      <w:proofErr w:type="spellEnd"/>
       <w:r>
         <w:rPr>
           <w:sz w:val="22"/>
@@ -144,6 +192,8 @@
           <w:u w:val="single"/>
         </w:rPr>
       </w:pPr>
+      <w:proofErr w:type="spellStart"/>
+      <w:proofErr w:type="gramStart"/>
       <w:r>
         <w:rPr>
           <w:b/>
@@ -162,6 +212,8 @@
         </w:rPr>
         <w:t>PerintahKerjaLembur</w:t>
       </w:r>
+      <w:proofErr w:type="spellEnd"/>
+      <w:proofErr w:type="gramEnd"/>
     </w:p>
     <w:p>
       <w:pPr>
@@ -185,11 +237,19 @@
           <w:szCs w:val="22"/>
         </w:rPr>
       </w:pPr>
+      <w:proofErr w:type="spellStart"/>
       <w:r>
         <w:rPr>
           <w:szCs w:val="22"/>
         </w:rPr>
-        <w:t>Dengan Hormat,</w:t>
+        <w:t>Dengan</w:t>
+      </w:r>
+      <w:proofErr w:type="spellEnd"/>
+      <w:r>
+        <w:rPr>
+          <w:szCs w:val="22"/>
+        </w:rPr>
+        <w:t xml:space="preserve"> Hormat,</w:t>
       </w:r>
     </w:p>
     <w:p>
@@ -210,68 +270,120 @@
         <w:adjustRightInd w:val="0"/>
         <w:jc w:val="both"/>
       </w:pPr>
+      <w:proofErr w:type="spellStart"/>
       <w:r>
         <w:t>Bersamaan</w:t>
       </w:r>
+      <w:proofErr w:type="spellEnd"/>
       <w:r>
         <w:t xml:space="preserve"> </w:t>
       </w:r>
+      <w:proofErr w:type="spellStart"/>
       <w:r>
         <w:t>dengan</w:t>
       </w:r>
+      <w:proofErr w:type="spellEnd"/>
       <w:r>
         <w:t xml:space="preserve"> </w:t>
       </w:r>
+      <w:proofErr w:type="spellStart"/>
       <w:r>
         <w:t>surat</w:t>
       </w:r>
+      <w:proofErr w:type="spellEnd"/>
       <w:r>
         <w:t xml:space="preserve"> </w:t>
       </w:r>
-      <w:r>
-        <w:t>ini kami informasikan</w:t>
-      </w:r>
+      <w:proofErr w:type="spellStart"/>
+      <w:r>
+        <w:t>ini</w:t>
+      </w:r>
+      <w:proofErr w:type="spellEnd"/>
+      <w:r>
+        <w:t xml:space="preserve"> kami </w:t>
+      </w:r>
+      <w:proofErr w:type="spellStart"/>
+      <w:r>
+        <w:t>informasikan</w:t>
+      </w:r>
+      <w:proofErr w:type="spellEnd"/>
       <w:r>
         <w:t xml:space="preserve"> </w:t>
       </w:r>
+      <w:proofErr w:type="spellStart"/>
       <w:r>
         <w:t>bahwa</w:t>
       </w:r>
+      <w:proofErr w:type="spellEnd"/>
       <w:r>
         <w:t xml:space="preserve"> </w:t>
       </w:r>
+      <w:proofErr w:type="spellStart"/>
       <w:r>
         <w:t>pihak</w:t>
       </w:r>
-      <w:r>
-        <w:t xml:space="preserve"> PTAsuransi Jiwa Manulife</w:t>
-      </w:r>
-      <w:r>
-        <w:t>, Tbk</w:t>
-      </w:r>
+      <w:proofErr w:type="spellEnd"/>
       <w:r>
         <w:t xml:space="preserve"> </w:t>
       </w:r>
+      <w:proofErr w:type="spellStart"/>
+      <w:r>
+        <w:t>PTAsuransi</w:t>
+      </w:r>
+      <w:proofErr w:type="spellEnd"/>
+      <w:r>
+        <w:t xml:space="preserve"> Jiwa Manulife</w:t>
+      </w:r>
+      <w:r>
+        <w:t xml:space="preserve">, </w:t>
+      </w:r>
+      <w:proofErr w:type="spellStart"/>
+      <w:r>
+        <w:t>Tbk</w:t>
+      </w:r>
+      <w:proofErr w:type="spellEnd"/>
+      <w:r>
+        <w:t xml:space="preserve"> </w:t>
+      </w:r>
+      <w:proofErr w:type="spellStart"/>
       <w:r>
         <w:t>berencana</w:t>
       </w:r>
+      <w:proofErr w:type="spellEnd"/>
       <w:r>
         <w:t xml:space="preserve"> </w:t>
       </w:r>
-      <w:r>
-        <w:t>melakukan jam kerja</w:t>
-      </w:r>
+      <w:proofErr w:type="spellStart"/>
+      <w:r>
+        <w:t>melakukan</w:t>
+      </w:r>
+      <w:proofErr w:type="spellEnd"/>
+      <w:r>
+        <w:t xml:space="preserve"> jam </w:t>
+      </w:r>
+      <w:proofErr w:type="spellStart"/>
+      <w:r>
+        <w:t>kerja</w:t>
+      </w:r>
+      <w:proofErr w:type="spellEnd"/>
       <w:r>
         <w:t xml:space="preserve"> </w:t>
       </w:r>
+      <w:proofErr w:type="spellStart"/>
       <w:r>
         <w:t>lembur</w:t>
       </w:r>
+      <w:proofErr w:type="spellEnd"/>
       <w:r>
         <w:t xml:space="preserve"> </w:t>
       </w:r>
-      <w:r>
-        <w:t>kepada ‘</w:t>
+      <w:proofErr w:type="spellStart"/>
+      <w:r>
+        <w:t>kepada</w:t>
+      </w:r>
+      <w:proofErr w:type="spellEnd"/>
+      <w:r>
+        <w:t xml:space="preserve"> ‘</w:t>
       </w:r>
       <w:r>
         <w:t>Firanda Ami Ekananda</w:t>
@@ -282,60 +394,107 @@
       <w:r>
         <w:t xml:space="preserve"> </w:t>
       </w:r>
+      <w:proofErr w:type="spellStart"/>
       <w:r>
         <w:t>dalam</w:t>
       </w:r>
+      <w:proofErr w:type="spellEnd"/>
       <w:r>
         <w:t xml:space="preserve"> </w:t>
       </w:r>
-      <w:r>
-        <w:t>penyelesaian ‘</w:t>
+      <w:proofErr w:type="spellStart"/>
+      <w:r>
+        <w:t>penyelesaian</w:t>
+      </w:r>
+      <w:proofErr w:type="spellEnd"/>
+      <w:r>
+        <w:t xml:space="preserve"> ‘</w:t>
       </w:r>
       <w:r>
         <w:t>PPME</w:t>
       </w:r>
       <w:r>
-        <w:t xml:space="preserve"> Plus</w:t>
-      </w:r>
-      <w:r>
-        <w:t xml:space="preserve">’ </w:t>
-      </w:r>
-      <w:r>
-        <w:t>di project yang saat</w:t>
-      </w:r>
-      <w:r>
         <w:t xml:space="preserve"> </w:t>
       </w:r>
+      <w:proofErr w:type="spellStart"/>
+      <w:r>
+        <w:t>Plus</w:t>
+      </w:r>
+      <w:r>
+        <w:t>’</w:t>
+      </w:r>
+      <w:proofErr w:type="spellEnd"/>
+      <w:r>
+        <w:t xml:space="preserve"> </w:t>
+      </w:r>
+      <w:r>
+        <w:t xml:space="preserve">di project yang </w:t>
+      </w:r>
+      <w:proofErr w:type="spellStart"/>
+      <w:r>
+        <w:t>saat</w:t>
+      </w:r>
+      <w:proofErr w:type="spellEnd"/>
+      <w:r>
+        <w:t xml:space="preserve"> </w:t>
+      </w:r>
+      <w:proofErr w:type="spellStart"/>
       <w:r>
         <w:t>ini</w:t>
       </w:r>
+      <w:proofErr w:type="spellEnd"/>
       <w:r>
         <w:t xml:space="preserve"> </w:t>
       </w:r>
+      <w:proofErr w:type="spellStart"/>
       <w:r>
         <w:t>sedang</w:t>
       </w:r>
+      <w:proofErr w:type="spellEnd"/>
       <w:r>
         <w:t xml:space="preserve"> </w:t>
       </w:r>
-      <w:r>
-        <w:t>berlangsung. Adapun detail waktu dan durasi</w:t>
-      </w:r>
+      <w:proofErr w:type="spellStart"/>
+      <w:r>
+        <w:t>berlangsung</w:t>
+      </w:r>
+      <w:proofErr w:type="spellEnd"/>
+      <w:r>
+        <w:t xml:space="preserve">. Adapun detail </w:t>
+      </w:r>
+      <w:proofErr w:type="spellStart"/>
+      <w:r>
+        <w:t>waktu</w:t>
+      </w:r>
+      <w:proofErr w:type="spellEnd"/>
+      <w:r>
+        <w:t xml:space="preserve"> dan </w:t>
+      </w:r>
+      <w:proofErr w:type="spellStart"/>
+      <w:r>
+        <w:t>durasi</w:t>
+      </w:r>
+      <w:proofErr w:type="spellEnd"/>
       <w:r>
         <w:t xml:space="preserve"> </w:t>
       </w:r>
+      <w:proofErr w:type="spellStart"/>
       <w:r>
         <w:t>Perintah</w:t>
       </w:r>
+      <w:proofErr w:type="spellEnd"/>
       <w:r>
         <w:t xml:space="preserve"> </w:t>
       </w:r>
+      <w:proofErr w:type="spellStart"/>
       <w:r>
         <w:t>Kerja</w:t>
       </w:r>
+      <w:proofErr w:type="spellEnd"/>
       <w:r>
         <w:t xml:space="preserve"> </w:t>
       </w:r>
+      <w:proofErr w:type="spellStart"/>
       <w:r>
         <w:t>Le</w:t>
       </w:r>
@@ -345,12 +504,15 @@
       <w:r>
         <w:t>bur</w:t>
       </w:r>
+      <w:proofErr w:type="spellEnd"/>
       <w:r>
         <w:t xml:space="preserve"> </w:t>
       </w:r>
+      <w:proofErr w:type="spellStart"/>
       <w:r>
         <w:t>ini</w:t>
       </w:r>
+      <w:proofErr w:type="spellEnd"/>
       <w:r>
         <w:t>:</w:t>
       </w:r>
@@ -440,8 +602,20 @@
                 <w:sz w:val="20"/>
                 <w:szCs w:val="20"/>
               </w:rPr>
-              <w:t>Hari/Tanggal</w:t>
+              <w:t>Hari/</w:t>
             </w:r>
+            <w:proofErr w:type="spellStart"/>
+            <w:r>
+              <w:rPr>
+                <w:rFonts w:cstheme="minorHAnsi"/>
+                <w:b/>
+                <w:bCs/>
+                <w:sz w:val="20"/>
+                <w:szCs w:val="20"/>
+              </w:rPr>
+              <w:t>Tanggal</w:t>
+            </w:r>
+            <w:proofErr w:type="spellEnd"/>
           </w:p>
         </w:tc>
         <w:tc>
@@ -471,8 +645,20 @@
                 <w:sz w:val="20"/>
                 <w:szCs w:val="20"/>
               </w:rPr>
-              <w:t>Waktu Mulai Lembur</w:t>
+              <w:t xml:space="preserve">Waktu Mulai </w:t>
             </w:r>
+            <w:proofErr w:type="spellStart"/>
+            <w:r>
+              <w:rPr>
+                <w:rFonts w:cstheme="minorHAnsi"/>
+                <w:b/>
+                <w:bCs/>
+                <w:sz w:val="20"/>
+                <w:szCs w:val="20"/>
+              </w:rPr>
+              <w:t>Lembur</w:t>
+            </w:r>
+            <w:proofErr w:type="spellEnd"/>
           </w:p>
         </w:tc>
         <w:tc>
@@ -525,6 +711,7 @@
                 <w:szCs w:val="20"/>
               </w:rPr>
             </w:pPr>
+            <w:proofErr w:type="spellStart"/>
             <w:r>
               <w:rPr>
                 <w:rFonts w:cstheme="minorHAnsi"/>
@@ -535,6 +722,7 @@
               </w:rPr>
               <w:t>DurasiLembur</w:t>
             </w:r>
+            <w:proofErr w:type="spellEnd"/>
           </w:p>
         </w:tc>
         <w:tc>
@@ -556,6 +744,7 @@
                 <w:szCs w:val="20"/>
               </w:rPr>
             </w:pPr>
+            <w:proofErr w:type="spellStart"/>
             <w:r>
               <w:rPr>
                 <w:rFonts w:cstheme="minorHAnsi"/>
@@ -566,6 +755,7 @@
               </w:rPr>
               <w:t>Keterangan</w:t>
             </w:r>
+            <w:proofErr w:type="spellEnd"/>
           </w:p>
         </w:tc>
       </w:tr>
@@ -624,7 +814,7 @@
                 <w:szCs w:val="20"/>
                 <w:lang w:val="en-US"/>
               </w:rPr>
-              <w:t>Sabtu</w:t>
+              <w:t>Rabu</w:t>
             </w:r>
             <w:r>
               <w:rPr>
@@ -651,7 +841,7 @@
                 <w:szCs w:val="20"/>
                 <w:lang w:val="en-US"/>
               </w:rPr>
-              <w:t>7</w:t>
+              <w:t>6</w:t>
             </w:r>
             <w:r>
               <w:rPr>
@@ -678,7 +868,7 @@
                 <w:szCs w:val="20"/>
                 <w:lang w:val="en-US"/>
               </w:rPr>
-              <w:t>2</w:t>
+              <w:t>5</w:t>
             </w:r>
             <w:r>
               <w:rPr>
@@ -713,7 +903,7 @@
               <w:jc w:val="center"/>
             </w:pPr>
             <w:r>
-              <w:t>04</w:t>
+              <w:t>19</w:t>
             </w:r>
             <w:r>
               <w:t>:</w:t>
@@ -739,7 +929,7 @@
               <w:jc w:val="center"/>
             </w:pPr>
             <w:r>
-              <w:t>06</w:t>
+              <w:t>21</w:t>
             </w:r>
             <w:r>
               <w:t>:</w:t>
@@ -765,8 +955,13 @@
               <w:jc w:val="center"/>
             </w:pPr>
             <w:r>
-              <w:t>2 jam</w:t>
+              <w:t xml:space="preserve">2 </w:t>
             </w:r>
+            <w:proofErr w:type="gramStart"/>
+            <w:r>
+              <w:t>jam</w:t>
+            </w:r>
+            <w:proofErr w:type="gramEnd"/>
           </w:p>
         </w:tc>
         <w:tc>
@@ -794,15 +989,7 @@
                 <w:sz w:val="20"/>
                 <w:szCs w:val="20"/>
               </w:rPr>
-              <w:t xml:space="preserve">Deploy </w:t>
-            </w:r>
-            <w:r>
-              <w:rPr>
-                <w:rFonts w:cstheme="minorBidi"/>
-                <w:sz w:val="20"/>
-                <w:szCs w:val="20"/>
-              </w:rPr>
-              <w:t>INC08251456 - Issue PPMe NCB</w:t>
+              <w:t>Enhance change plan code PPME Plus product in FT process</w:t>
             </w:r>
           </w:p>
         </w:tc>
@@ -862,7 +1049,7 @@
                 <w:szCs w:val="20"/>
                 <w:lang w:val="en-US"/>
               </w:rPr>
-              <w:t>Rabu</w:t>
+              <w:t>Kamis</w:t>
             </w:r>
             <w:r>
               <w:rPr>
@@ -889,7 +1076,16 @@
                 <w:szCs w:val="20"/>
                 <w:lang w:val="en-US"/>
               </w:rPr>
-              <w:t>04</w:t>
+              <w:t>0</w:t>
+            </w:r>
+            <w:r>
+              <w:rPr>
+                <w:rFonts w:cstheme="minorBidi"/>
+                <w:sz w:val="20"/>
+                <w:szCs w:val="20"/>
+                <w:lang w:val="en-US"/>
+              </w:rPr>
+              <w:t>7</w:t>
             </w:r>
             <w:r>
               <w:rPr>
@@ -916,7 +1112,7 @@
                 <w:szCs w:val="20"/>
                 <w:lang w:val="en-US"/>
               </w:rPr>
-              <w:t>2</w:t>
+              <w:t>5</w:t>
             </w:r>
             <w:r>
               <w:rPr>
@@ -1072,8 +1268,19 @@
                 <w:szCs w:val="20"/>
                 <w:lang w:val="en-US"/>
               </w:rPr>
-              <w:t>2 jam</w:t>
+              <w:t xml:space="preserve">2 </w:t>
             </w:r>
+            <w:proofErr w:type="gramStart"/>
+            <w:r>
+              <w:rPr>
+                <w:rFonts w:cstheme="minorBidi"/>
+                <w:sz w:val="20"/>
+                <w:szCs w:val="20"/>
+                <w:lang w:val="en-US"/>
+              </w:rPr>
+              <w:t>jam</w:t>
+            </w:r>
+            <w:proofErr w:type="gramEnd"/>
           </w:p>
         </w:tc>
         <w:tc>
@@ -1099,34 +1306,7 @@
                 <w:sz w:val="20"/>
                 <w:szCs w:val="20"/>
               </w:rPr>
-              <w:t xml:space="preserve">Jasper Report </w:t>
-            </w:r>
-            <w:hyperlink r:id="rId8" w:anchor="diff-53835d9ffda23123929b074f99ae5b061849d4b8bb15b54b6c4ab8fb340acac5" w:history="1">
-              <w:r>
-                <w:rPr>
-                  <w:rStyle w:val="Hyperlink"/>
-                  <w:rFonts w:cstheme="minorBidi"/>
-                  <w:sz w:val="20"/>
-                  <w:szCs w:val="20"/>
-                </w:rPr>
-                <w:t>amsrbt038in.jrxml</w:t>
-              </w:r>
-            </w:hyperlink>
-            <w:r>
-              <w:rPr>
-                <w:rFonts w:cstheme="minorBidi"/>
-                <w:sz w:val="20"/>
-                <w:szCs w:val="20"/>
-              </w:rPr>
-              <w:t xml:space="preserve">, Development PPME Plus, Support testing </w:t>
-            </w:r>
-            <w:r>
-              <w:rPr>
-                <w:rFonts w:cstheme="minorBidi"/>
-                <w:sz w:val="20"/>
-                <w:szCs w:val="20"/>
-              </w:rPr>
-              <w:t>INC08251456</w:t>
+              <w:t>Enhance change plan code PPME Plus product in FT process</w:t>
             </w:r>
           </w:p>
         </w:tc>
@@ -1152,6 +1332,237 @@
                 <w:lang w:val="en-US"/>
               </w:rPr>
             </w:pPr>
+            <w:r>
+              <w:rPr>
+                <w:rFonts w:cstheme="minorHAnsi"/>
+                <w:sz w:val="20"/>
+                <w:szCs w:val="20"/>
+                <w:lang w:val="en-US"/>
+              </w:rPr>
+              <w:t>3</w:t>
+            </w:r>
+          </w:p>
+        </w:tc>
+        <w:tc>
+          <w:tcPr>
+            <w:tcW w:w="1987" w:type="dxa"/>
+          </w:tcPr>
+          <w:p>
+            <w:pPr>
+              <w:tabs>
+                <w:tab w:val="left" w:pos="990"/>
+              </w:tabs>
+              <w:rPr>
+                <w:rFonts w:cstheme="minorBidi"/>
+                <w:sz w:val="20"/>
+                <w:szCs w:val="20"/>
+                <w:lang w:val="en-US"/>
+              </w:rPr>
+            </w:pPr>
+            <w:r>
+              <w:rPr>
+                <w:rFonts w:cstheme="minorBidi"/>
+                <w:sz w:val="20"/>
+                <w:szCs w:val="20"/>
+                <w:lang w:val="en-US"/>
+              </w:rPr>
+              <w:t>Selasa</w:t>
+            </w:r>
+            <w:r>
+              <w:rPr>
+                <w:rFonts w:cstheme="minorBidi"/>
+                <w:sz w:val="20"/>
+                <w:szCs w:val="20"/>
+                <w:lang w:val="en-US"/>
+              </w:rPr>
+              <w:t xml:space="preserve">, </w:t>
+            </w:r>
+            <w:r>
+              <w:rPr>
+                <w:rFonts w:cstheme="minorBidi"/>
+                <w:sz w:val="20"/>
+                <w:szCs w:val="20"/>
+                <w:lang w:val="en-US"/>
+              </w:rPr>
+              <w:t>16</w:t>
+            </w:r>
+            <w:r>
+              <w:rPr>
+                <w:rFonts w:cstheme="minorBidi"/>
+                <w:sz w:val="20"/>
+                <w:szCs w:val="20"/>
+                <w:lang w:val="en-US"/>
+              </w:rPr>
+              <w:t>/05/2026</w:t>
+            </w:r>
+          </w:p>
+        </w:tc>
+        <w:tc>
+          <w:tcPr>
+            <w:tcW w:w="1237" w:type="dxa"/>
+          </w:tcPr>
+          <w:p>
+            <w:pPr>
+              <w:tabs>
+                <w:tab w:val="left" w:pos="990"/>
+              </w:tabs>
+              <w:jc w:val="center"/>
+              <w:rPr>
+                <w:rFonts w:cstheme="minorBidi"/>
+                <w:sz w:val="20"/>
+                <w:szCs w:val="20"/>
+                <w:lang w:val="en-US"/>
+              </w:rPr>
+            </w:pPr>
+            <w:r>
+              <w:rPr>
+                <w:rFonts w:cstheme="minorBidi"/>
+                <w:sz w:val="20"/>
+                <w:szCs w:val="20"/>
+                <w:lang w:val="en-US"/>
+              </w:rPr>
+              <w:t>19:00</w:t>
+            </w:r>
+          </w:p>
+        </w:tc>
+        <w:tc>
+          <w:tcPr>
+            <w:tcW w:w="1494" w:type="dxa"/>
+          </w:tcPr>
+          <w:p>
+            <w:pPr>
+              <w:tabs>
+                <w:tab w:val="left" w:pos="990"/>
+              </w:tabs>
+              <w:jc w:val="center"/>
+              <w:rPr>
+                <w:rFonts w:cstheme="minorBidi"/>
+                <w:sz w:val="20"/>
+                <w:szCs w:val="20"/>
+                <w:lang w:val="en-US"/>
+              </w:rPr>
+            </w:pPr>
+            <w:r>
+              <w:rPr>
+                <w:rFonts w:cstheme="minorBidi"/>
+                <w:sz w:val="20"/>
+                <w:szCs w:val="20"/>
+                <w:lang w:val="en-US"/>
+              </w:rPr>
+              <w:t>21:00</w:t>
+            </w:r>
+          </w:p>
+        </w:tc>
+        <w:tc>
+          <w:tcPr>
+            <w:tcW w:w="1494" w:type="dxa"/>
+          </w:tcPr>
+          <w:p>
+            <w:pPr>
+              <w:tabs>
+                <w:tab w:val="left" w:pos="990"/>
+              </w:tabs>
+              <w:jc w:val="center"/>
+              <w:rPr>
+                <w:rFonts w:cstheme="minorBidi"/>
+                <w:sz w:val="20"/>
+                <w:szCs w:val="20"/>
+                <w:lang w:val="en-US"/>
+              </w:rPr>
+            </w:pPr>
+            <w:r>
+              <w:rPr>
+                <w:rFonts w:cstheme="minorBidi"/>
+                <w:sz w:val="20"/>
+                <w:szCs w:val="20"/>
+                <w:lang w:val="en-US"/>
+              </w:rPr>
+              <w:t xml:space="preserve">2 </w:t>
+            </w:r>
+            <w:proofErr w:type="gramStart"/>
+            <w:r>
+              <w:rPr>
+                <w:rFonts w:cstheme="minorBidi"/>
+                <w:sz w:val="20"/>
+                <w:szCs w:val="20"/>
+                <w:lang w:val="en-US"/>
+              </w:rPr>
+              <w:t>jam</w:t>
+            </w:r>
+            <w:proofErr w:type="gramEnd"/>
+          </w:p>
+        </w:tc>
+        <w:tc>
+          <w:tcPr>
+            <w:tcW w:w="3207" w:type="dxa"/>
+          </w:tcPr>
+          <w:p>
+            <w:pPr>
+              <w:tabs>
+                <w:tab w:val="left" w:pos="990"/>
+              </w:tabs>
+              <w:jc w:val="center"/>
+              <w:rPr>
+                <w:rFonts w:cstheme="minorBidi"/>
+                <w:sz w:val="20"/>
+                <w:szCs w:val="20"/>
+                <w:lang w:val="en-US"/>
+              </w:rPr>
+            </w:pPr>
+            <w:r>
+              <w:rPr>
+                <w:rFonts w:cstheme="minorBidi"/>
+                <w:sz w:val="20"/>
+                <w:szCs w:val="20"/>
+                <w:lang w:val="en-US"/>
+              </w:rPr>
+              <w:t>Analysis of the Page 3 interface</w:t>
+            </w:r>
+          </w:p>
+          <w:p>
+            <w:pPr>
+              <w:tabs>
+                <w:tab w:val="left" w:pos="990"/>
+              </w:tabs>
+              <w:jc w:val="center"/>
+              <w:rPr>
+                <w:rFonts w:cstheme="minorBidi"/>
+                <w:sz w:val="20"/>
+                <w:szCs w:val="20"/>
+              </w:rPr>
+            </w:pPr>
+            <w:r>
+              <w:rPr>
+                <w:rFonts w:cstheme="minorBidi"/>
+                <w:sz w:val="20"/>
+                <w:szCs w:val="20"/>
+              </w:rPr>
+              <w:t>menu when user choose PDF File</w:t>
+            </w:r>
+          </w:p>
+        </w:tc>
+      </w:tr>
+      <w:tr>
+        <w:trPr>
+          <w:trHeight w:val="371"/>
+        </w:trPr>
+        <w:tc>
+          <w:tcPr>
+            <w:tcW w:w="461" w:type="dxa"/>
+          </w:tcPr>
+          <w:p>
+            <w:pPr>
+              <w:tabs>
+                <w:tab w:val="left" w:pos="990"/>
+              </w:tabs>
+              <w:jc w:val="center"/>
+              <w:rPr>
+                <w:rFonts w:cstheme="minorHAnsi"/>
+                <w:sz w:val="20"/>
+                <w:szCs w:val="20"/>
+                <w:lang w:val="en-US"/>
+              </w:rPr>
+            </w:pPr>
           </w:p>
         </w:tc>
         <w:tc>
@@ -1365,123 +1776,6 @@
           </w:p>
         </w:tc>
       </w:tr>
-      <w:tr>
-        <w:trPr>
-          <w:trHeight w:val="371"/>
-        </w:trPr>
-        <w:tc>
-          <w:tcPr>
-            <w:tcW w:w="461" w:type="dxa"/>
-          </w:tcPr>
-          <w:p>
-            <w:pPr>
-              <w:tabs>
-                <w:tab w:val="left" w:pos="990"/>
-              </w:tabs>
-              <w:jc w:val="center"/>
-              <w:rPr>
-                <w:rFonts w:cstheme="minorHAnsi"/>
-                <w:sz w:val="20"/>
-                <w:szCs w:val="20"/>
-                <w:lang w:val="en-US"/>
-              </w:rPr>
-            </w:pPr>
-          </w:p>
-        </w:tc>
-        <w:tc>
-          <w:tcPr>
-            <w:tcW w:w="1987" w:type="dxa"/>
-          </w:tcPr>
-          <w:p>
-            <w:pPr>
-              <w:tabs>
-                <w:tab w:val="left" w:pos="990"/>
-              </w:tabs>
-              <w:rPr>
-                <w:rFonts w:cstheme="minorBidi"/>
-                <w:sz w:val="20"/>
-                <w:szCs w:val="20"/>
-                <w:lang w:val="en-US"/>
-              </w:rPr>
-            </w:pPr>
-          </w:p>
-        </w:tc>
-        <w:tc>
-          <w:tcPr>
-            <w:tcW w:w="1237" w:type="dxa"/>
-          </w:tcPr>
-          <w:p>
-            <w:pPr>
-              <w:tabs>
-                <w:tab w:val="left" w:pos="990"/>
-              </w:tabs>
-              <w:jc w:val="center"/>
-              <w:rPr>
-                <w:rFonts w:cstheme="minorBidi"/>
-                <w:sz w:val="20"/>
-                <w:szCs w:val="20"/>
-                <w:lang w:val="en-US"/>
-              </w:rPr>
-            </w:pPr>
-          </w:p>
-        </w:tc>
-        <w:tc>
-          <w:tcPr>
-            <w:tcW w:w="1494" w:type="dxa"/>
-          </w:tcPr>
-          <w:p>
-            <w:pPr>
-              <w:tabs>
-                <w:tab w:val="left" w:pos="990"/>
-              </w:tabs>
-              <w:jc w:val="center"/>
-              <w:rPr>
-                <w:rFonts w:cstheme="minorBidi"/>
-                <w:sz w:val="20"/>
-                <w:szCs w:val="20"/>
-                <w:lang w:val="en-US"/>
-              </w:rPr>
-            </w:pPr>
-          </w:p>
-        </w:tc>
-        <w:tc>
-          <w:tcPr>
-            <w:tcW w:w="1494" w:type="dxa"/>
-          </w:tcPr>
-          <w:p>
-            <w:pPr>
-              <w:tabs>
-                <w:tab w:val="left" w:pos="990"/>
-              </w:tabs>
-              <w:jc w:val="center"/>
-              <w:rPr>
-                <w:rFonts w:cstheme="minorBidi"/>
-                <w:sz w:val="20"/>
-                <w:szCs w:val="20"/>
-                <w:lang w:val="en-US"/>
-              </w:rPr>
-            </w:pPr>
-          </w:p>
-        </w:tc>
-        <w:tc>
-          <w:tcPr>
-            <w:tcW w:w="3207" w:type="dxa"/>
-          </w:tcPr>
-          <w:p>
-            <w:pPr>
-              <w:tabs>
-                <w:tab w:val="left" w:pos="990"/>
-              </w:tabs>
-              <w:jc w:val="center"/>
-              <w:rPr>
-                <w:rFonts w:cstheme="minorBidi"/>
-                <w:sz w:val="20"/>
-                <w:szCs w:val="20"/>
-              </w:rPr>
-            </w:pPr>
-          </w:p>
-        </w:tc>
-      </w:tr>
     </w:tbl>
     <w:bookmarkEnd w:id="0"/>
     <w:p>
@@ -1492,12 +1786,14 @@
           <w:lang w:val="en-US"/>
         </w:rPr>
       </w:pPr>
+      <w:proofErr w:type="spellStart"/>
       <w:r>
         <w:rPr>
           <w:lang w:val="en-US"/>
         </w:rPr>
         <w:t>Menyatakan</w:t>
       </w:r>
+      <w:proofErr w:type="spellEnd"/>
       <w:r>
         <w:rPr>
           <w:lang w:val="en-US"/>
@@ -1545,7 +1841,20 @@
           <w:lang w:val="en-US"/>
         </w:rPr>
         <w:tab/>
-        <w:t>Mengetahui,</w:t>
+      </w:r>
+      <w:proofErr w:type="spellStart"/>
+      <w:r>
+        <w:rPr>
+          <w:lang w:val="en-US"/>
+        </w:rPr>
+        <w:t>Mengetahui</w:t>
+      </w:r>
+      <w:proofErr w:type="spellEnd"/>
+      <w:r>
+        <w:rPr>
+          <w:lang w:val="en-US"/>
+        </w:rPr>
+        <w:t>,</w:t>
       </w:r>
     </w:p>
     <w:p>
@@ -1726,12 +2035,21 @@
         </w:rPr>
         <w:t xml:space="preserve">Mr </w:t>
       </w:r>
+      <w:proofErr w:type="spellStart"/>
       <w:r>
         <w:rPr>
           <w:b/>
           <w:u w:val="single"/>
         </w:rPr>
-        <w:t>Dicky Soeliantoro</w:t>
+        <w:t>Yudhi</w:t>
+      </w:r>
+      <w:proofErr w:type="spellEnd"/>
+      <w:r>
+        <w:rPr>
+          <w:b/>
+          <w:u w:val="single"/>
+        </w:rPr>
+        <w:t xml:space="preserve"> Indrawan</w:t>
       </w:r>
     </w:p>
     <w:p>
@@ -1791,10 +2109,10 @@
       </w:r>
     </w:p>
     <w:sectPr>
-      <w:headerReference w:type="default" r:id="rId9"/>
-      <w:footerReference w:type="even" r:id="rId10"/>
-      <w:footerReference w:type="default" r:id="rId11"/>
-      <w:footerReference w:type="first" r:id="rId12"/>
+      <w:headerReference w:type="default" r:id="rId8"/>
+      <w:footerReference w:type="even" r:id="rId9"/>
+      <w:footerReference w:type="default" r:id="rId10"/>
+      <w:footerReference w:type="first" r:id="rId11"/>
       <w:pgSz w:w="11900" w:h="16840"/>
       <w:pgMar w:top="1134" w:right="843" w:bottom="567" w:left="1134" w:header="567" w:footer="0" w:gutter="0"/>
       <w:cols w:space="708"/>
